--- a/european_values/calibration_parameters.docx
+++ b/european_values/calibration_parameters.docx
@@ -27354,7 +27354,7 @@
               <w:rPr>
                 <w:i w:val="0"/>
               </w:rPr>
-              <w:t>1</w:t>
+              <w:t>0.75</w:t>
             </w:r>
             <w:r>
               <w:t xml:space="preserve"> </w:t>
@@ -28002,6 +28002,24 @@
               <w:rPr>
                 <w:i w:val="0"/>
               </w:rPr>
+              <w:t>halfway</w:t>
+            </w:r>
+            <w:r>
+              <w:t xml:space="preserve"> </w:t>
+            </w:r>
+            <w:r>
+              <w:rPr>
+                <w:i w:val="0"/>
+              </w:rPr>
+              <w:t>between</w:t>
+            </w:r>
+            <w:r>
+              <w:t xml:space="preserve"> </w:t>
+            </w:r>
+            <w:r>
+              <w:rPr>
+                <w:i w:val="0"/>
+              </w:rPr>
               <w:t>the</w:t>
             </w:r>
             <w:r>
@@ -28029,7 +28047,16 @@
               <w:rPr>
                 <w:i w:val="0"/>
               </w:rPr>
-              <w:t>(=</w:t>
+              <w:t>(1</w:t>
+            </w:r>
+            <w:r>
+              <w:t xml:space="preserve"> </w:t>
+            </w:r>
+            <w:r>
+              <w:rPr>
+                <w:i w:val="0"/>
+              </w:rPr>
+              <w:t>=</w:t>
             </w:r>
             <w:r>
               <w:t xml:space="preserve"> </w:t>
@@ -28057,6 +28084,51 @@
                 <w:i w:val="0"/>
               </w:rPr>
               <w:t>displacement)</w:t>
+            </w:r>
+            <w:r>
+              <w:t xml:space="preserve"> </w:t>
+            </w:r>
+            <w:r>
+              <w:rPr>
+                <w:i w:val="0"/>
+              </w:rPr>
+              <w:t>and</w:t>
+            </w:r>
+            <w:r>
+              <w:t xml:space="preserve"> </w:t>
+            </w:r>
+            <w:r>
+              <w:rPr>
+                <w:i w:val="0"/>
+              </w:rPr>
+              <w:t>the</w:t>
+            </w:r>
+            <w:r>
+              <w:t xml:space="preserve"> </w:t>
+            </w:r>
+            <w:r>
+              <w:rPr>
+                <w:i w:val="0"/>
+              </w:rPr>
+              <w:t>recent</w:t>
+            </w:r>
+            <w:r>
+              <w:t xml:space="preserve"> </w:t>
+            </w:r>
+            <w:r>
+              <w:rPr>
+                <w:i w:val="0"/>
+              </w:rPr>
+              <w:t>US</w:t>
+            </w:r>
+            <w:r>
+              <w:t xml:space="preserve"> </w:t>
+            </w:r>
+            <w:r>
+              <w:rPr>
+                <w:i w:val="0"/>
+              </w:rPr>
+              <w:t>ratio</w:t>
             </w:r>
           </w:p>
           <w:p>
@@ -31773,7 +31845,7 @@
               <w:rPr>
                 <w:i w:val="0"/>
               </w:rPr>
-              <w:t>0.6</w:t>
+              <w:t>0.7</w:t>
             </w:r>
           </w:p>
           <w:p>
@@ -32994,7 +33066,16 @@
               <w:rPr>
                 <w:i w:val="0"/>
               </w:rPr>
-              <w:t>likely</w:t>
+              <w:t>that</w:t>
+            </w:r>
+            <w:r>
+              <w:t xml:space="preserve"> </w:t>
+            </w:r>
+            <w:r>
+              <w:rPr>
+                <w:i w:val="0"/>
+              </w:rPr>
+              <w:t>is</w:t>
             </w:r>
             <w:r>
               <w:t xml:space="preserve"> </w:t>
@@ -33093,25 +33174,16 @@
               <w:rPr>
                 <w:i w:val="0"/>
               </w:rPr>
-              <w:t>could</w:t>
-            </w:r>
-            <w:r>
-              <w:t xml:space="preserve"> </w:t>
-            </w:r>
-            <w:r>
-              <w:rPr>
-                <w:i w:val="0"/>
-              </w:rPr>
-              <w:t>also</w:t>
-            </w:r>
-            <w:r>
-              <w:t xml:space="preserve"> </w:t>
-            </w:r>
-            <w:r>
-              <w:rPr>
-                <w:i w:val="0"/>
-              </w:rPr>
-              <w:t>check</w:t>
+              <w:t>we</w:t>
+            </w:r>
+            <w:r>
+              <w:t xml:space="preserve"> </w:t>
+            </w:r>
+            <w:r>
+              <w:rPr>
+                <w:i w:val="0"/>
+              </w:rPr>
+              <w:t>take</w:t>
             </w:r>
             <w:r>
               <w:t xml:space="preserve"> </w:t>
@@ -33121,6 +33193,42 @@
                 <w:i w:val="0"/>
               </w:rPr>
               <w:t>0.7</w:t>
+            </w:r>
+            <w:r>
+              <w:t xml:space="preserve"> </w:t>
+            </w:r>
+            <w:r>
+              <w:rPr>
+                <w:i w:val="0"/>
+              </w:rPr>
+              <w:t>(0.6</w:t>
+            </w:r>
+            <w:r>
+              <w:t xml:space="preserve"> </w:t>
+            </w:r>
+            <w:r>
+              <w:rPr>
+                <w:i w:val="0"/>
+              </w:rPr>
+              <w:t>as</w:t>
+            </w:r>
+            <w:r>
+              <w:t xml:space="preserve"> </w:t>
+            </w:r>
+            <w:r>
+              <w:rPr>
+                <w:i w:val="0"/>
+              </w:rPr>
+              <w:t>a</w:t>
+            </w:r>
+            <w:r>
+              <w:t xml:space="preserve"> </w:t>
+            </w:r>
+            <w:r>
+              <w:rPr>
+                <w:i w:val="0"/>
+              </w:rPr>
+              <w:t>variant)</w:t>
             </w:r>
           </w:p>
           <w:p>
